--- a/Readme.docx
+++ b/Readme.docx
@@ -154,23 +154,7 @@
                 <w:rFonts w:ascii="Calibri" w:eastAsia="Calibri" w:hAnsi="Calibri" w:cs="Calibri"/>
                 <w:lang w:val="en-GB"/>
               </w:rPr>
-              <w:t xml:space="preserve"> </w:t>
-            </w:r>
-            <w:proofErr w:type="spellStart"/>
-            <w:r>
-              <w:rPr>
-                <w:rFonts w:ascii="Calibri" w:eastAsia="Calibri" w:hAnsi="Calibri" w:cs="Calibri"/>
-                <w:lang w:val="en-GB"/>
-              </w:rPr>
-              <w:t>behavior</w:t>
-            </w:r>
-            <w:proofErr w:type="spellEnd"/>
-            <w:r>
-              <w:rPr>
-                <w:rFonts w:ascii="Calibri" w:eastAsia="Calibri" w:hAnsi="Calibri" w:cs="Calibri"/>
-                <w:lang w:val="en-GB"/>
-              </w:rPr>
-              <w:t xml:space="preserve"> of the </w:t>
+              <w:t xml:space="preserve"> behavior of the </w:t>
             </w:r>
             <w:r>
               <w:rPr>
@@ -184,53 +168,21 @@
                 <w:rFonts w:ascii="Calibri" w:eastAsia="Calibri" w:hAnsi="Calibri" w:cs="Calibri"/>
                 <w:lang w:val="en-GB"/>
               </w:rPr>
-              <w:t xml:space="preserve">compression </w:t>
-            </w:r>
-            <w:proofErr w:type="gramStart"/>
-            <w:r>
-              <w:rPr>
-                <w:rFonts w:ascii="Calibri" w:eastAsia="Calibri" w:hAnsi="Calibri" w:cs="Calibri"/>
-                <w:lang w:val="en-GB"/>
-              </w:rPr>
-              <w:t>and</w:t>
+              <w:t>compression and</w:t>
             </w:r>
             <w:r>
               <w:rPr>
                 <w:rFonts w:ascii="Calibri" w:eastAsia="Calibri" w:hAnsi="Calibri" w:cs="Calibri"/>
                 <w:lang w:val="en-GB"/>
               </w:rPr>
-              <w:t xml:space="preserve"> also</w:t>
-            </w:r>
-            <w:proofErr w:type="gramEnd"/>
-            <w:r>
-              <w:rPr>
-                <w:rFonts w:ascii="Calibri" w:eastAsia="Calibri" w:hAnsi="Calibri" w:cs="Calibri"/>
-                <w:lang w:val="en-GB"/>
-              </w:rPr>
-              <w:t xml:space="preserve"> provide reconstruction</w:t>
+              <w:t xml:space="preserve"> also provide reconstruction</w:t>
             </w:r>
             <w:r>
               <w:rPr>
                 <w:rFonts w:ascii="Calibri" w:eastAsia="Calibri" w:hAnsi="Calibri" w:cs="Calibri"/>
                 <w:lang w:val="en-GB"/>
               </w:rPr>
-              <w:t xml:space="preserve">. This scripts also performs RMSE calculation, as explained in more detail below, </w:t>
-            </w:r>
-            <w:proofErr w:type="gramStart"/>
-            <w:r>
-              <w:rPr>
-                <w:rFonts w:ascii="Calibri" w:eastAsia="Calibri" w:hAnsi="Calibri" w:cs="Calibri"/>
-                <w:lang w:val="en-GB"/>
-              </w:rPr>
-              <w:t>and also</w:t>
-            </w:r>
-            <w:proofErr w:type="gramEnd"/>
-            <w:r>
-              <w:rPr>
-                <w:rFonts w:ascii="Calibri" w:eastAsia="Calibri" w:hAnsi="Calibri" w:cs="Calibri"/>
-                <w:lang w:val="en-GB"/>
-              </w:rPr>
-              <w:t xml:space="preserve"> compression ratio estimation. </w:t>
+              <w:t xml:space="preserve">. This scripts also performs RMSE calculation, as explained in more detail below, and also compression ratio estimation. </w:t>
             </w:r>
           </w:p>
         </w:tc>
@@ -450,6 +402,9 @@
       <w:pPr>
         <w:spacing w:before="120" w:after="0"/>
         <w:jc w:val="both"/>
+        <w:rPr>
+          <w:rFonts w:ascii="Calibri" w:eastAsia="Calibri" w:hAnsi="Calibri" w:cs="Calibri"/>
+        </w:rPr>
       </w:pPr>
       <w:r>
         <w:rPr>
@@ -481,19 +436,11 @@
         </w:rPr>
         <w:t xml:space="preserve"> (</w:t>
       </w:r>
-      <w:proofErr w:type="spellStart"/>
-      <w:r>
-        <w:rPr>
-          <w:rFonts w:ascii="Calibri" w:eastAsia="Calibri" w:hAnsi="Calibri" w:cs="Calibri"/>
-        </w:rPr>
-        <w:t>retinomorphic</w:t>
-      </w:r>
-      <w:proofErr w:type="spellEnd"/>
-      <w:r>
-        <w:rPr>
-          <w:rFonts w:ascii="Calibri" w:eastAsia="Calibri" w:hAnsi="Calibri" w:cs="Calibri"/>
-        </w:rPr>
-        <w:t xml:space="preserve"> compressive sensing, RCS</w:t>
+      <w:r>
+        <w:rPr>
+          <w:rFonts w:ascii="Calibri" w:eastAsia="Calibri" w:hAnsi="Calibri" w:cs="Calibri"/>
+        </w:rPr>
+        <w:t>retinomorphic compressive sensing, RCS</w:t>
       </w:r>
       <w:r>
         <w:rPr>
@@ -531,158 +478,43 @@
         <w:rPr>
           <w:rFonts w:ascii="Calibri" w:eastAsia="Calibri" w:hAnsi="Calibri" w:cs="Calibri"/>
         </w:rPr>
-        <w:t xml:space="preserve">At the beginning of the script, a set of configurable parameters allows the user to select the dataset to run, </w:t>
-      </w:r>
-      <w:r>
-        <w:rPr>
-          <w:rFonts w:ascii="Calibri" w:eastAsia="Calibri" w:hAnsi="Calibri" w:cs="Calibri"/>
-        </w:rPr>
-        <w:t>specif</w:t>
-      </w:r>
-      <w:r>
-        <w:rPr>
-          <w:rFonts w:ascii="Calibri" w:eastAsia="Calibri" w:hAnsi="Calibri" w:cs="Calibri"/>
-        </w:rPr>
-        <w:t>ying</w:t>
-      </w:r>
-      <w:r>
-        <w:rPr>
-          <w:rFonts w:ascii="Calibri" w:eastAsia="Calibri" w:hAnsi="Calibri" w:cs="Calibri"/>
-        </w:rPr>
-        <w:t xml:space="preserve"> the</w:t>
-      </w:r>
-      <w:r>
-        <w:rPr>
-          <w:rFonts w:ascii="Calibri" w:eastAsia="Calibri" w:hAnsi="Calibri" w:cs="Calibri"/>
-        </w:rPr>
-        <w:t xml:space="preserve"> </w:t>
-      </w:r>
-      <w:r>
-        <w:rPr>
-          <w:rFonts w:ascii="Calibri" w:eastAsia="Calibri" w:hAnsi="Calibri" w:cs="Calibri"/>
-        </w:rPr>
-        <w:t>file path</w:t>
-      </w:r>
-      <w:r>
-        <w:rPr>
-          <w:rFonts w:ascii="Calibri" w:eastAsia="Calibri" w:hAnsi="Calibri" w:cs="Calibri"/>
-        </w:rPr>
-        <w:t xml:space="preserve"> (line 22)</w:t>
-      </w:r>
-      <w:r>
-        <w:rPr>
-          <w:rFonts w:ascii="Calibri" w:eastAsia="Calibri" w:hAnsi="Calibri" w:cs="Calibri"/>
-        </w:rPr>
-        <w:t xml:space="preserve"> and </w:t>
-      </w:r>
-      <w:r>
-        <w:rPr>
-          <w:rFonts w:ascii="Calibri" w:eastAsia="Calibri" w:hAnsi="Calibri" w:cs="Calibri"/>
-        </w:rPr>
-        <w:t>duration and start of the data cut</w:t>
-      </w:r>
-      <w:r>
-        <w:rPr>
-          <w:rFonts w:ascii="Calibri" w:eastAsia="Calibri" w:hAnsi="Calibri" w:cs="Calibri"/>
-        </w:rPr>
-        <w:t xml:space="preserve"> (lines 25-26)</w:t>
-      </w:r>
-      <w:r>
-        <w:rPr>
-          <w:rFonts w:ascii="Calibri" w:eastAsia="Calibri" w:hAnsi="Calibri" w:cs="Calibri"/>
-        </w:rPr>
-        <w:t>. Additional system parameters, such as RCS frequency and resolution, are also configurable</w:t>
-      </w:r>
-      <w:r>
-        <w:rPr>
-          <w:rFonts w:ascii="Calibri" w:eastAsia="Calibri" w:hAnsi="Calibri" w:cs="Calibri"/>
-        </w:rPr>
-        <w:t xml:space="preserve"> (lines 32-48)</w:t>
-      </w:r>
-      <w:r>
-        <w:rPr>
-          <w:rFonts w:ascii="Calibri" w:eastAsia="Calibri" w:hAnsi="Calibri" w:cs="Calibri"/>
-        </w:rPr>
-        <w:t>.</w:t>
-      </w:r>
-    </w:p>
-    <w:p>
-      <w:pPr>
-        <w:spacing w:before="120" w:after="0"/>
-        <w:jc w:val="both"/>
-        <w:rPr>
-          <w:rFonts w:ascii="Calibri" w:eastAsia="Calibri" w:hAnsi="Calibri" w:cs="Calibri"/>
-        </w:rPr>
-      </w:pPr>
-      <w:r>
-        <w:rPr>
-          <w:rFonts w:ascii="Calibri" w:eastAsia="Calibri" w:hAnsi="Calibri" w:cs="Calibri"/>
-        </w:rPr>
-        <w:t xml:space="preserve">The input dataset (raw in-vivo data) is initially </w:t>
-      </w:r>
-      <w:r>
-        <w:rPr>
-          <w:rFonts w:ascii="Calibri" w:eastAsia="Calibri" w:hAnsi="Calibri" w:cs="Calibri"/>
-          <w:b/>
-          <w:bCs/>
-        </w:rPr>
-        <w:t>prefiltered</w:t>
-      </w:r>
-      <w:r>
-        <w:rPr>
-          <w:rFonts w:ascii="Calibri" w:eastAsia="Calibri" w:hAnsi="Calibri" w:cs="Calibri"/>
-        </w:rPr>
-        <w:t>, with the filter type, order, and bandwidth fully adjustable</w:t>
-      </w:r>
-      <w:r>
-        <w:rPr>
-          <w:rFonts w:ascii="Calibri" w:eastAsia="Calibri" w:hAnsi="Calibri" w:cs="Calibri"/>
-        </w:rPr>
-        <w:t xml:space="preserve"> (Chebyshev filter is set by default)</w:t>
-      </w:r>
-      <w:r>
-        <w:rPr>
-          <w:rFonts w:ascii="Calibri" w:eastAsia="Calibri" w:hAnsi="Calibri" w:cs="Calibri"/>
-        </w:rPr>
-        <w:t xml:space="preserve">. The filtered signal is then </w:t>
-      </w:r>
-      <w:proofErr w:type="spellStart"/>
-      <w:r>
-        <w:rPr>
-          <w:rFonts w:ascii="Calibri" w:eastAsia="Calibri" w:hAnsi="Calibri" w:cs="Calibri"/>
-          <w:b/>
-          <w:bCs/>
-        </w:rPr>
-        <w:t>upsampled</w:t>
-      </w:r>
-      <w:proofErr w:type="spellEnd"/>
-      <w:r>
-        <w:rPr>
-          <w:rFonts w:ascii="Calibri" w:eastAsia="Calibri" w:hAnsi="Calibri" w:cs="Calibri"/>
-          <w:b/>
-          <w:bCs/>
-        </w:rPr>
-        <w:t xml:space="preserve"> </w:t>
-      </w:r>
-      <w:r>
-        <w:rPr>
-          <w:rFonts w:ascii="Calibri" w:eastAsia="Calibri" w:hAnsi="Calibri" w:cs="Calibri"/>
-        </w:rPr>
-        <w:t xml:space="preserve">by a factor of 20 to approximate a continuous analog input. This continuous signal is then resampled at the system’s RCS frequency, and </w:t>
-      </w:r>
-      <w:r>
-        <w:rPr>
-          <w:rFonts w:ascii="Calibri" w:eastAsia="Calibri" w:hAnsi="Calibri" w:cs="Calibri"/>
-          <w:b/>
-          <w:bCs/>
-        </w:rPr>
-        <w:t>delta sampling</w:t>
-      </w:r>
-      <w:r>
-        <w:rPr>
-          <w:rFonts w:ascii="Calibri" w:eastAsia="Calibri" w:hAnsi="Calibri" w:cs="Calibri"/>
-        </w:rPr>
-        <w:t xml:space="preserve"> is applied to extract discrete events.</w:t>
+        <w:t xml:space="preserve">We recommend to </w:t>
+      </w:r>
+      <w:r>
+        <w:rPr>
+          <w:rFonts w:ascii="Calibri" w:eastAsia="Calibri" w:hAnsi="Calibri" w:cs="Calibri"/>
+        </w:rPr>
+        <w:t>download the public available dataset (</w:t>
+      </w:r>
+      <w:r>
+        <w:rPr>
+          <w:rFonts w:ascii="Calibri" w:eastAsia="Calibri" w:hAnsi="Calibri" w:cs="Calibri"/>
+        </w:rPr>
+        <w:t>from Zenodo</w:t>
+      </w:r>
+      <w:r>
+        <w:rPr>
+          <w:rFonts w:ascii="Calibri" w:eastAsia="Calibri" w:hAnsi="Calibri" w:cs="Calibri"/>
+        </w:rPr>
+        <w:t xml:space="preserve">) </w:t>
+      </w:r>
+      <w:r>
+        <w:rPr>
+          <w:rFonts w:ascii="Calibri" w:eastAsia="Calibri" w:hAnsi="Calibri" w:cs="Calibri"/>
+        </w:rPr>
+        <w:t xml:space="preserve">and </w:t>
+      </w:r>
+      <w:r>
+        <w:rPr>
+          <w:rFonts w:ascii="Calibri" w:eastAsia="Calibri" w:hAnsi="Calibri" w:cs="Calibri"/>
+        </w:rPr>
+        <w:t xml:space="preserve">save in the same folder </w:t>
+      </w:r>
+      <w:r>
+        <w:rPr>
+          <w:rFonts w:ascii="Calibri" w:eastAsia="Calibri" w:hAnsi="Calibri" w:cs="Calibri"/>
+        </w:rPr>
+        <w:t xml:space="preserve">of the script. The script is compatible with any dataset recorded with NeuroPixels V1 (NPX v1) with 385 recording channels. </w:t>
       </w:r>
     </w:p>
     <w:p>
@@ -694,27 +526,148 @@
         <w:rPr>
           <w:rFonts w:ascii="Calibri" w:eastAsia="Calibri" w:hAnsi="Calibri" w:cs="Calibri"/>
         </w:rPr>
-        <w:t xml:space="preserve">Input </w:t>
-      </w:r>
-      <w:r>
-        <w:rPr>
-          <w:rFonts w:ascii="Calibri" w:eastAsia="Calibri" w:hAnsi="Calibri" w:cs="Calibri"/>
-        </w:rPr>
-        <w:t xml:space="preserve">dataset requirements: </w:t>
-      </w:r>
-      <w:proofErr w:type="spellStart"/>
-      <w:r>
-        <w:rPr>
-          <w:rFonts w:ascii="Calibri" w:eastAsia="Calibri" w:hAnsi="Calibri" w:cs="Calibri"/>
-        </w:rPr>
-        <w:t>Neuropixels</w:t>
-      </w:r>
-      <w:proofErr w:type="spellEnd"/>
-      <w:r>
-        <w:rPr>
-          <w:rFonts w:ascii="Calibri" w:eastAsia="Calibri" w:hAnsi="Calibri" w:cs="Calibri"/>
-        </w:rPr>
-        <w:t xml:space="preserve"> v1 based recording, binary format</w:t>
+        <w:t xml:space="preserve">At the beginning of the script, a set of configurable parameters allows the user to select the dataset to run, </w:t>
+      </w:r>
+      <w:r>
+        <w:rPr>
+          <w:rFonts w:ascii="Calibri" w:eastAsia="Calibri" w:hAnsi="Calibri" w:cs="Calibri"/>
+        </w:rPr>
+        <w:t>specif</w:t>
+      </w:r>
+      <w:r>
+        <w:rPr>
+          <w:rFonts w:ascii="Calibri" w:eastAsia="Calibri" w:hAnsi="Calibri" w:cs="Calibri"/>
+        </w:rPr>
+        <w:t>ying</w:t>
+      </w:r>
+      <w:r>
+        <w:rPr>
+          <w:rFonts w:ascii="Calibri" w:eastAsia="Calibri" w:hAnsi="Calibri" w:cs="Calibri"/>
+        </w:rPr>
+        <w:t xml:space="preserve"> the</w:t>
+      </w:r>
+      <w:r>
+        <w:rPr>
+          <w:rFonts w:ascii="Calibri" w:eastAsia="Calibri" w:hAnsi="Calibri" w:cs="Calibri"/>
+        </w:rPr>
+        <w:t xml:space="preserve"> </w:t>
+      </w:r>
+      <w:r>
+        <w:rPr>
+          <w:rFonts w:ascii="Calibri" w:eastAsia="Calibri" w:hAnsi="Calibri" w:cs="Calibri"/>
+        </w:rPr>
+        <w:t>file path</w:t>
+      </w:r>
+      <w:r>
+        <w:rPr>
+          <w:rFonts w:ascii="Calibri" w:eastAsia="Calibri" w:hAnsi="Calibri" w:cs="Calibri"/>
+        </w:rPr>
+        <w:t xml:space="preserve"> (line 22)</w:t>
+      </w:r>
+      <w:r>
+        <w:rPr>
+          <w:rFonts w:ascii="Calibri" w:eastAsia="Calibri" w:hAnsi="Calibri" w:cs="Calibri"/>
+        </w:rPr>
+        <w:t xml:space="preserve"> and </w:t>
+      </w:r>
+      <w:r>
+        <w:rPr>
+          <w:rFonts w:ascii="Calibri" w:eastAsia="Calibri" w:hAnsi="Calibri" w:cs="Calibri"/>
+        </w:rPr>
+        <w:t>duration and start of the data cut</w:t>
+      </w:r>
+      <w:r>
+        <w:rPr>
+          <w:rFonts w:ascii="Calibri" w:eastAsia="Calibri" w:hAnsi="Calibri" w:cs="Calibri"/>
+        </w:rPr>
+        <w:t xml:space="preserve"> (lines 25-26)</w:t>
+      </w:r>
+      <w:r>
+        <w:rPr>
+          <w:rFonts w:ascii="Calibri" w:eastAsia="Calibri" w:hAnsi="Calibri" w:cs="Calibri"/>
+        </w:rPr>
+        <w:t>. Additional system parameters, such as RCS frequency and resolution, are also configurable</w:t>
+      </w:r>
+      <w:r>
+        <w:rPr>
+          <w:rFonts w:ascii="Calibri" w:eastAsia="Calibri" w:hAnsi="Calibri" w:cs="Calibri"/>
+        </w:rPr>
+        <w:t xml:space="preserve"> (lines 32-48)</w:t>
+      </w:r>
+      <w:r>
+        <w:rPr>
+          <w:rFonts w:ascii="Calibri" w:eastAsia="Calibri" w:hAnsi="Calibri" w:cs="Calibri"/>
+        </w:rPr>
+        <w:t>.</w:t>
+      </w:r>
+    </w:p>
+    <w:p>
+      <w:pPr>
+        <w:spacing w:before="120" w:after="0"/>
+        <w:jc w:val="both"/>
+        <w:rPr>
+          <w:rFonts w:ascii="Calibri" w:eastAsia="Calibri" w:hAnsi="Calibri" w:cs="Calibri"/>
+        </w:rPr>
+      </w:pPr>
+      <w:r>
+        <w:rPr>
+          <w:rFonts w:ascii="Calibri" w:eastAsia="Calibri" w:hAnsi="Calibri" w:cs="Calibri"/>
+        </w:rPr>
+        <w:t xml:space="preserve">The input dataset (raw in-vivo data) is initially </w:t>
+      </w:r>
+      <w:r>
+        <w:rPr>
+          <w:rFonts w:ascii="Calibri" w:eastAsia="Calibri" w:hAnsi="Calibri" w:cs="Calibri"/>
+          <w:b/>
+          <w:bCs/>
+        </w:rPr>
+        <w:t>prefiltered</w:t>
+      </w:r>
+      <w:r>
+        <w:rPr>
+          <w:rFonts w:ascii="Calibri" w:eastAsia="Calibri" w:hAnsi="Calibri" w:cs="Calibri"/>
+        </w:rPr>
+        <w:t>, with the filter type, order, and bandwidth fully adjustable</w:t>
+      </w:r>
+      <w:r>
+        <w:rPr>
+          <w:rFonts w:ascii="Calibri" w:eastAsia="Calibri" w:hAnsi="Calibri" w:cs="Calibri"/>
+        </w:rPr>
+        <w:t xml:space="preserve"> (Chebyshev filter is set by default)</w:t>
+      </w:r>
+      <w:r>
+        <w:rPr>
+          <w:rFonts w:ascii="Calibri" w:eastAsia="Calibri" w:hAnsi="Calibri" w:cs="Calibri"/>
+        </w:rPr>
+        <w:t xml:space="preserve">. The filtered signal is then </w:t>
+      </w:r>
+      <w:r>
+        <w:rPr>
+          <w:rFonts w:ascii="Calibri" w:eastAsia="Calibri" w:hAnsi="Calibri" w:cs="Calibri"/>
+          <w:b/>
+          <w:bCs/>
+        </w:rPr>
+        <w:t xml:space="preserve">upsampled </w:t>
+      </w:r>
+      <w:r>
+        <w:rPr>
+          <w:rFonts w:ascii="Calibri" w:eastAsia="Calibri" w:hAnsi="Calibri" w:cs="Calibri"/>
+        </w:rPr>
+        <w:t xml:space="preserve">by a factor of 20 to approximate a continuous analog input. This continuous signal is then resampled at the system’s RCS frequency, and </w:t>
+      </w:r>
+      <w:r>
+        <w:rPr>
+          <w:rFonts w:ascii="Calibri" w:eastAsia="Calibri" w:hAnsi="Calibri" w:cs="Calibri"/>
+          <w:b/>
+          <w:bCs/>
+        </w:rPr>
+        <w:t>delta sampling</w:t>
+      </w:r>
+      <w:r>
+        <w:rPr>
+          <w:rFonts w:ascii="Calibri" w:eastAsia="Calibri" w:hAnsi="Calibri" w:cs="Calibri"/>
+        </w:rPr>
+        <w:t xml:space="preserve"> is applied to extract discrete events.</w:t>
       </w:r>
     </w:p>
     <w:p>
@@ -726,21 +679,13 @@
         <w:rPr>
           <w:rFonts w:ascii="Calibri" w:eastAsia="Calibri" w:hAnsi="Calibri" w:cs="Calibri"/>
         </w:rPr>
-        <w:t xml:space="preserve">The output of the delta sampling stage is a matrix representing events over time for each channel. At this point, the </w:t>
-      </w:r>
-      <w:r>
-        <w:rPr>
-          <w:rFonts w:ascii="Calibri" w:eastAsia="Calibri" w:hAnsi="Calibri" w:cs="Calibri"/>
-          <w:b/>
-          <w:bCs/>
-        </w:rPr>
-        <w:t>compression ratio</w:t>
-      </w:r>
-      <w:r>
-        <w:rPr>
-          <w:rFonts w:ascii="Calibri" w:eastAsia="Calibri" w:hAnsi="Calibri" w:cs="Calibri"/>
-        </w:rPr>
-        <w:t xml:space="preserve"> can be calculated by comparing the original data rate with the number of events generated through delta sampling.</w:t>
+        <w:t xml:space="preserve">Input </w:t>
+      </w:r>
+      <w:r>
+        <w:rPr>
+          <w:rFonts w:ascii="Calibri" w:eastAsia="Calibri" w:hAnsi="Calibri" w:cs="Calibri"/>
+        </w:rPr>
+        <w:t>dataset requirements: Neuropixels v1 based recording, binary format</w:t>
       </w:r>
     </w:p>
     <w:p>
@@ -752,6 +697,32 @@
         <w:rPr>
           <w:rFonts w:ascii="Calibri" w:eastAsia="Calibri" w:hAnsi="Calibri" w:cs="Calibri"/>
         </w:rPr>
+        <w:t xml:space="preserve">The output of the delta sampling stage is a matrix representing events over time for each channel. At this point, the </w:t>
+      </w:r>
+      <w:r>
+        <w:rPr>
+          <w:rFonts w:ascii="Calibri" w:eastAsia="Calibri" w:hAnsi="Calibri" w:cs="Calibri"/>
+          <w:b/>
+          <w:bCs/>
+        </w:rPr>
+        <w:t>compression ratio</w:t>
+      </w:r>
+      <w:r>
+        <w:rPr>
+          <w:rFonts w:ascii="Calibri" w:eastAsia="Calibri" w:hAnsi="Calibri" w:cs="Calibri"/>
+        </w:rPr>
+        <w:t xml:space="preserve"> can be calculated by comparing the original data rate with the number of events generated through delta sampling.</w:t>
+      </w:r>
+    </w:p>
+    <w:p>
+      <w:pPr>
+        <w:spacing w:before="120" w:after="0"/>
+        <w:jc w:val="both"/>
+      </w:pPr>
+      <w:r>
+        <w:rPr>
+          <w:rFonts w:ascii="Calibri" w:eastAsia="Calibri" w:hAnsi="Calibri" w:cs="Calibri"/>
+        </w:rPr>
         <w:t xml:space="preserve">Finally, the signal is </w:t>
       </w:r>
       <w:r>
@@ -813,7 +784,6 @@
         <w:rPr>
           <w:noProof/>
         </w:rPr>
-        <w:lastRenderedPageBreak/>
         <w:drawing>
           <wp:inline distT="0" distB="0" distL="0" distR="0" wp14:anchorId="6E5C1EA9" wp14:editId="612CEAE4">
             <wp:extent cx="5279595" cy="2767824"/>
@@ -830,7 +800,7 @@
                     <pic:cNvPicPr/>
                   </pic:nvPicPr>
                   <pic:blipFill>
-                    <a:blip r:embed="rId7">
+                    <a:blip r:embed="rId8">
                       <a:extLst>
                         <a:ext uri="{28A0092B-C50C-407E-A947-70E740481C1C}">
                           <a14:useLocalDpi xmlns:a14="http://schemas.microsoft.com/office/drawing/2010/main" val="0"/>
@@ -873,6 +843,10 @@
     </w:sectPr>
   </w:body>
 </w:document>
+</file>
+
+<file path=word/numbering.xml><?xml version="1.0" encoding="utf-8"?>
+<w:numbering xmlns:wpc="http://schemas.microsoft.com/office/word/2010/wordprocessingCanvas" xmlns:cx="http://schemas.microsoft.com/office/drawing/2014/chartex" xmlns:cx1="http://schemas.microsoft.com/office/drawing/2015/9/8/chartex" xmlns:cx2="http://schemas.microsoft.com/office/drawing/2015/10/21/chartex" xmlns:cx3="http://schemas.microsoft.com/office/drawing/2016/5/9/chartex" xmlns:cx4="http://schemas.microsoft.com/office/drawing/2016/5/10/chartex" xmlns:cx5="http://schemas.microsoft.com/office/drawing/2016/5/11/chartex" xmlns:cx6="http://schemas.microsoft.com/office/drawing/2016/5/12/chartex" xmlns:cx7="http://schemas.microsoft.com/office/drawing/2016/5/13/chartex" xmlns:cx8="http://schemas.microsoft.com/office/drawing/2016/5/14/chartex" xmlns:mc="http://schemas.openxmlformats.org/markup-compatibility/2006" xmlns:aink="http://schemas.microsoft.com/office/drawing/2016/ink" xmlns:am3d="http://schemas.microsoft.com/office/drawing/2017/model3d" xmlns:o="urn:schemas-microsoft-com:office:office" xmlns:oel="http://schemas.microsoft.com/office/2019/extlst" xmlns:r="http://schemas.openxmlformats.org/officeDocument/2006/relationships" xmlns:m="http://schemas.openxmlformats.org/officeDocument/2006/math" xmlns:v="urn:schemas-microsoft-com:vml" xmlns:wp14="http://schemas.microsoft.com/office/word/2010/wordprocessingDrawing" xmlns:wp="http://schemas.openxmlformats.org/drawingml/2006/wordprocessingDrawing" xmlns:w10="urn:schemas-microsoft-com:office:word" xmlns:w="http://schemas.openxmlformats.org/wordprocessingml/2006/main" xmlns:w14="http://schemas.microsoft.com/office/word/2010/wordml" xmlns:w15="http://schemas.microsoft.com/office/word/2012/wordml" xmlns:w16cex="http://schemas.microsoft.com/office/word/2018/wordml/cex" xmlns:w16cid="http://schemas.microsoft.com/office/word/2016/wordml/cid" xmlns:w16="http://schemas.microsoft.com/office/word/2018/wordml" xmlns:w16du="http://schemas.microsoft.com/office/word/2023/wordml/word16du" xmlns:w16sdtdh="http://schemas.microsoft.com/office/word/2020/wordml/sdtdatahash" xmlns:w16sdtfl="http://schemas.microsoft.com/office/word/2024/wordml/sdtformatlock" xmlns:w16se="http://schemas.microsoft.com/office/word/2015/wordml/symex" xmlns:wpg="http://schemas.microsoft.com/office/word/2010/wordprocessingGroup" xmlns:wpi="http://schemas.microsoft.com/office/word/2010/wordprocessingInk" xmlns:wne="http://schemas.microsoft.com/office/word/2006/wordml" xmlns:wps="http://schemas.microsoft.com/office/word/2010/wordprocessingShape" mc:Ignorable="w14 w15 w16se w16cid w16 w16cex w16sdtdh w16sdtfl w16du wp14"/>
 </file>
 
 <file path=word/styles.xml><?xml version="1.0" encoding="utf-8"?>

--- a/Readme.docx
+++ b/Readme.docx
@@ -674,6 +674,9 @@
       <w:pPr>
         <w:spacing w:before="120" w:after="0"/>
         <w:jc w:val="both"/>
+        <w:rPr>
+          <w:rFonts w:ascii="Calibri" w:eastAsia="Calibri" w:hAnsi="Calibri" w:cs="Calibri"/>
+        </w:rPr>
       </w:pPr>
       <w:r>
         <w:rPr>
@@ -697,6 +700,100 @@
         <w:rPr>
           <w:rFonts w:ascii="Calibri" w:eastAsia="Calibri" w:hAnsi="Calibri" w:cs="Calibri"/>
         </w:rPr>
+        <w:t>One example</w:t>
+      </w:r>
+      <w:r>
+        <w:rPr>
+          <w:rFonts w:ascii="Calibri" w:eastAsia="Calibri" w:hAnsi="Calibri" w:cs="Calibri"/>
+        </w:rPr>
+        <w:t xml:space="preserve"> public </w:t>
+      </w:r>
+      <w:r>
+        <w:rPr>
+          <w:rFonts w:ascii="Calibri" w:eastAsia="Calibri" w:hAnsi="Calibri" w:cs="Calibri"/>
+        </w:rPr>
+        <w:t>available</w:t>
+      </w:r>
+      <w:r>
+        <w:rPr>
+          <w:rFonts w:ascii="Calibri" w:eastAsia="Calibri" w:hAnsi="Calibri" w:cs="Calibri"/>
+        </w:rPr>
+        <w:t xml:space="preserve"> datasets can be downloaded from  </w:t>
+      </w:r>
+      <w:hyperlink r:id="rId7" w:history="1">
+        <w:r>
+          <w:rPr>
+            <w:rStyle w:val="Hyperlink"/>
+            <w:rFonts w:ascii="Calibri" w:eastAsia="Calibri" w:hAnsi="Calibri" w:cs="Calibri"/>
+          </w:rPr>
+          <w:t>Neuropixels recordings of neurons in mouse superior colliculus and primary visual cortex (V1) during inactivation of V1</w:t>
+        </w:r>
+      </w:hyperlink>
+    </w:p>
+    <w:p>
+      <w:pPr>
+        <w:spacing w:before="120" w:after="0"/>
+        <w:jc w:val="both"/>
+        <w:rPr>
+          <w:rFonts w:ascii="Calibri" w:eastAsia="Calibri" w:hAnsi="Calibri" w:cs="Calibri"/>
+        </w:rPr>
+      </w:pPr>
+      <w:r>
+        <w:rPr>
+          <w:rFonts w:ascii="Calibri" w:eastAsia="Calibri" w:hAnsi="Calibri" w:cs="Calibri"/>
+        </w:rPr>
+        <w:t xml:space="preserve">If </w:t>
+      </w:r>
+      <w:r>
+        <w:rPr>
+          <w:rFonts w:ascii="Calibri" w:eastAsia="Calibri" w:hAnsi="Calibri" w:cs="Calibri"/>
+        </w:rPr>
+        <w:t xml:space="preserve">input </w:t>
+      </w:r>
+      <w:r>
+        <w:rPr>
+          <w:rFonts w:ascii="Calibri" w:eastAsia="Calibri" w:hAnsi="Calibri" w:cs="Calibri"/>
+        </w:rPr>
+        <w:t>recording</w:t>
+      </w:r>
+      <w:r>
+        <w:rPr>
+          <w:rFonts w:ascii="Calibri" w:eastAsia="Calibri" w:hAnsi="Calibri" w:cs="Calibri"/>
+        </w:rPr>
+        <w:t xml:space="preserve"> dataset is</w:t>
+      </w:r>
+      <w:r>
+        <w:rPr>
+          <w:rFonts w:ascii="Calibri" w:eastAsia="Calibri" w:hAnsi="Calibri" w:cs="Calibri"/>
+        </w:rPr>
+        <w:t xml:space="preserve"> from other neural probe, the </w:t>
+      </w:r>
+      <w:r>
+        <w:rPr>
+          <w:rFonts w:ascii="Calibri" w:eastAsia="Calibri" w:hAnsi="Calibri" w:cs="Calibri"/>
+        </w:rPr>
+        <w:t>settings should be adjusted accordingly.</w:t>
+      </w:r>
+    </w:p>
+    <w:p>
+      <w:pPr>
+        <w:spacing w:before="120" w:after="0"/>
+        <w:jc w:val="both"/>
+        <w:rPr>
+          <w:rFonts w:ascii="Calibri" w:eastAsia="Calibri" w:hAnsi="Calibri" w:cs="Calibri"/>
+        </w:rPr>
+      </w:pPr>
+    </w:p>
+    <w:p>
+      <w:pPr>
+        <w:spacing w:before="120" w:after="0"/>
+        <w:jc w:val="both"/>
+      </w:pPr>
+      <w:r>
+        <w:rPr>
+          <w:rFonts w:ascii="Calibri" w:eastAsia="Calibri" w:hAnsi="Calibri" w:cs="Calibri"/>
+        </w:rPr>
+        <w:lastRenderedPageBreak/>
         <w:t xml:space="preserve">The output of the delta sampling stage is a matrix representing events over time for each channel. At this point, the </w:t>
       </w:r>
       <w:r>
@@ -843,10 +940,6 @@
     </w:sectPr>
   </w:body>
 </w:document>
-</file>
-
-<file path=word/numbering.xml><?xml version="1.0" encoding="utf-8"?>
-<w:numbering xmlns:wpc="http://schemas.microsoft.com/office/word/2010/wordprocessingCanvas" xmlns:cx="http://schemas.microsoft.com/office/drawing/2014/chartex" xmlns:cx1="http://schemas.microsoft.com/office/drawing/2015/9/8/chartex" xmlns:cx2="http://schemas.microsoft.com/office/drawing/2015/10/21/chartex" xmlns:cx3="http://schemas.microsoft.com/office/drawing/2016/5/9/chartex" xmlns:cx4="http://schemas.microsoft.com/office/drawing/2016/5/10/chartex" xmlns:cx5="http://schemas.microsoft.com/office/drawing/2016/5/11/chartex" xmlns:cx6="http://schemas.microsoft.com/office/drawing/2016/5/12/chartex" xmlns:cx7="http://schemas.microsoft.com/office/drawing/2016/5/13/chartex" xmlns:cx8="http://schemas.microsoft.com/office/drawing/2016/5/14/chartex" xmlns:mc="http://schemas.openxmlformats.org/markup-compatibility/2006" xmlns:aink="http://schemas.microsoft.com/office/drawing/2016/ink" xmlns:am3d="http://schemas.microsoft.com/office/drawing/2017/model3d" xmlns:o="urn:schemas-microsoft-com:office:office" xmlns:oel="http://schemas.microsoft.com/office/2019/extlst" xmlns:r="http://schemas.openxmlformats.org/officeDocument/2006/relationships" xmlns:m="http://schemas.openxmlformats.org/officeDocument/2006/math" xmlns:v="urn:schemas-microsoft-com:vml" xmlns:wp14="http://schemas.microsoft.com/office/word/2010/wordprocessingDrawing" xmlns:wp="http://schemas.openxmlformats.org/drawingml/2006/wordprocessingDrawing" xmlns:w10="urn:schemas-microsoft-com:office:word" xmlns:w="http://schemas.openxmlformats.org/wordprocessingml/2006/main" xmlns:w14="http://schemas.microsoft.com/office/word/2010/wordml" xmlns:w15="http://schemas.microsoft.com/office/word/2012/wordml" xmlns:w16cex="http://schemas.microsoft.com/office/word/2018/wordml/cex" xmlns:w16cid="http://schemas.microsoft.com/office/word/2016/wordml/cid" xmlns:w16="http://schemas.microsoft.com/office/word/2018/wordml" xmlns:w16du="http://schemas.microsoft.com/office/word/2023/wordml/word16du" xmlns:w16sdtdh="http://schemas.microsoft.com/office/word/2020/wordml/sdtdatahash" xmlns:w16sdtfl="http://schemas.microsoft.com/office/word/2024/wordml/sdtformatlock" xmlns:w16se="http://schemas.microsoft.com/office/word/2015/wordml/symex" xmlns:wpg="http://schemas.microsoft.com/office/word/2010/wordprocessingGroup" xmlns:wpi="http://schemas.microsoft.com/office/word/2010/wordprocessingInk" xmlns:wne="http://schemas.microsoft.com/office/word/2006/wordml" xmlns:wps="http://schemas.microsoft.com/office/word/2010/wordprocessingShape" mc:Ignorable="w14 w15 w16se w16cid w16 w16cex w16sdtdh w16sdtfl w16du wp14"/>
 </file>
 
 <file path=word/styles.xml><?xml version="1.0" encoding="utf-8"?>
@@ -1433,7 +1526,6 @@
   <w:style w:type="character" w:default="1" w:styleId="DefaultParagraphFont">
     <w:name w:val="Default Paragraph Font"/>
     <w:uiPriority w:val="1"/>
-    <w:semiHidden/>
     <w:unhideWhenUsed/>
   </w:style>
   <w:style w:type="table" w:default="1" w:styleId="TableNormal">
@@ -1707,6 +1799,29 @@
       <w:smallCaps/>
       <w:color w:val="0F4761" w:themeColor="accent1" w:themeShade="BF"/>
       <w:spacing w:val="5"/>
+    </w:rPr>
+  </w:style>
+  <w:style w:type="character" w:styleId="Hyperlink">
+    <w:name w:val="Hyperlink"/>
+    <w:basedOn w:val="DefaultParagraphFont"/>
+    <w:uiPriority w:val="99"/>
+    <w:unhideWhenUsed/>
+    <w:rsid w:val="00515E46"/>
+    <w:rPr>
+      <w:color w:val="467886" w:themeColor="hyperlink"/>
+      <w:u w:val="single"/>
+    </w:rPr>
+  </w:style>
+  <w:style w:type="character" w:styleId="UnresolvedMention">
+    <w:name w:val="Unresolved Mention"/>
+    <w:basedOn w:val="DefaultParagraphFont"/>
+    <w:uiPriority w:val="99"/>
+    <w:semiHidden/>
+    <w:unhideWhenUsed/>
+    <w:rsid w:val="00515E46"/>
+    <w:rPr>
+      <w:color w:val="605E5C"/>
+      <w:shd w:val="clear" w:color="auto" w:fill="E1DFDD"/>
     </w:rPr>
   </w:style>
 </w:styles>
